--- a/CORTEX_Ecosystem_PRD_SRS_Pack/09_CortexLM_PRD_SRS.docx
+++ b/CORTEX_Ecosystem_PRD_SRS_Pack/09_CortexLM_PRD_SRS.docx
@@ -3817,6 +3817,72 @@
         <w:t>- **Gateway Dispatcher**: `execute_learning(action, params)` in `src/cortex_m/gateway.py`</w:t>
       </w:r>
     </w:p>
+    <w:p>
+      <w:pPr>
+        <w:pStyle w:val="Heading1"/>
+      </w:pPr>
+      <w:r>
+        <w:t>Technical Architecture &amp; Mathematical Formulations</w:t>
+      </w:r>
+    </w:p>
+    <w:p>
+      <w:r>
+        <w:t>### Technical Architecture &amp; Mathematical Foundations: CortexLM Model Family</w:t>
+      </w:r>
+    </w:p>
+    <w:p>
+      <w:r>
+        <w:t>- **Native Autoregressive Language Architecture**: Compact causal transformer with rotary position embeddings (RoPE), SwiGLU activation, and RMSNorm.</w:t>
+      </w:r>
+    </w:p>
+    <w:p>
+      <w:r>
+        <w:t>- **External Gateway Interoperability**: Seamless model gateway abstraction allowing execution of native CortexLM weights alongside external research providers.</w:t>
+      </w:r>
+    </w:p>
+    <w:p>
+      <w:r>
+        <w:t>- **Developmental Sleep Consolidation**: Nocturnal consolidation cycles applying Hebbian replay, weight decay, and synaptic pruning ($\|W_{ij}\| &lt; \epsilon$) to stabilize long-term memory without catastrophic forgetting.</w:t>
+      </w:r>
+    </w:p>
+    <w:p>
+      <w:pPr>
+        <w:pStyle w:val="Heading1"/>
+      </w:pPr>
+      <w:r>
+        <w:t>Implemented Codebase Traceability</w:t>
+      </w:r>
+    </w:p>
+    <w:p>
+      <w:r>
+        <w:t>### Implemented Codebase Traceability</w:t>
+      </w:r>
+    </w:p>
+    <w:p>
+      <w:r>
+        <w:t>- **Model Architecture**: `src/cortex_m/model/cortex_lm.py` (`CortexLM`, `CortexLMOutput`)</w:t>
+      </w:r>
+    </w:p>
+    <w:p>
+      <w:r>
+        <w:t>- **Trainer**: `src/cortex_m/model/real_data_trainer.py`, `src/cortex_m/database/db_trainer.py`</w:t>
+      </w:r>
+    </w:p>
+    <w:p>
+      <w:r>
+        <w:t>- **Metacognition &amp; Introspection**: `src/cortex_m/model/metacognition.py`</w:t>
+      </w:r>
+    </w:p>
+    <w:p>
+      <w:r>
+        <w:t>- **Knowledge Base**: `src/cortex_m/model/knowledge_base.py`</w:t>
+      </w:r>
+    </w:p>
+    <w:p>
+      <w:r>
+        <w:t>- **Gateway Dispatcher**: `execute_learning(action, params)` in `src/cortex_m/gateway.py`</w:t>
+      </w:r>
+    </w:p>
     <w:sectPr>
       <w:footerReference w:type="default" r:id="rId9"/>
       <w:pgSz w:w="12240" w:h="15840"/>
